--- a/results/paper/integrated_candidate_20261028_01/年报与法规双源RAG_跨年Agent合并候选稿_待渲染验收.docx
+++ b/results/paper/integrated_candidate_20261028_01/年报与法规双源RAG_跨年Agent合并候选稿_待渲染验收.docx
@@ -24126,7 +24126,7 @@
         <w:widowControl/>
       </w:pPr>
       <w:r>
-        <w:t>48条回答中有39条获得自动满分，满分比例为81.2%，显示该量表在本批样本上的分辨率有限。12个Agent单元共执行40条查询，每条分别检索年报和法规；最终上下文平均引入9.33个初始上下文以外的片段。Agent与固定证据修订的每单元保存token均值分别为20184和25914。这些资源统计包含已保存的规划与生成调用，但不包含未落盘的在途请求，也未计入检索CPU开销或自动评分费用。</w:t>
+        <w:t>48条回答中有39条获得自动满分，满分比例为81.25%，显示该量表在本批样本上的分辨率有限。12个Agent单元共执行40条查询，每条分别检索年报和法规；最终上下文平均引入9.33个初始上下文以外的片段。Agent与固定证据修订的每单元保存token均值分别为20184和25914。这些资源统计包含已保存的规划与生成调用，但不包含未落盘的在途请求，也未计入检索CPU开销或自动评分费用。</w:t>
       </w:r>
     </w:p>
     <w:p>
